--- a/public/templates/5. SPJ Pelatihan_SE26.docx
+++ b/public/templates/5. SPJ Pelatihan_SE26.docx
@@ -14,8 +14,8 @@
         <w:gridCol w:w="983"/>
         <w:gridCol w:w="275"/>
         <w:gridCol w:w="891"/>
-        <w:gridCol w:w="186"/>
-        <w:gridCol w:w="1378"/>
+        <w:gridCol w:w="195"/>
+        <w:gridCol w:w="1442"/>
         <w:gridCol w:w="402"/>
         <w:gridCol w:w="540"/>
         <w:gridCol w:w="1621"/>
@@ -89,15 +89,6 @@
                 <w:bCs/>
                 <w:lang w:val="sv-SE"/>
               </w:rPr>
-              <w:t xml:space="preserve">             </w:t>
-            </w:r>
-            <w:r>
-              <w:rPr>
-                <w:rFonts w:ascii="Times New Roman" w:hAnsi="Times New Roman" w:cs="Times New Roman"/>
-                <w:b/>
-                <w:bCs/>
-                <w:lang w:val="sv-SE"/>
-              </w:rPr>
               <w:t>UANG  TRANSPORT PESERTA PELATIHAN PETUGAS SENSUS EKONOMI 2026</w:t>
             </w:r>
           </w:p>
@@ -184,43 +175,17 @@
                 <w14:ligatures w14:val="none"/>
               </w:rPr>
             </w:pPr>
-            <w:proofErr w:type="spellStart"/>
-            <w:r>
-              <w:rPr>
-                <w:rFonts w:ascii="Times New Roman" w:eastAsia="Times New Roman" w:hAnsi="Times New Roman" w:cs="Times New Roman"/>
-                <w:kern w:val="0"/>
-                <w:sz w:val="22"/>
-                <w:szCs w:val="22"/>
-                <w:lang w:eastAsia="en-ID"/>
-                <w14:ligatures w14:val="none"/>
-              </w:rPr>
-              <w:t>Satuan</w:t>
-            </w:r>
-            <w:proofErr w:type="spellEnd"/>
-            <w:r>
-              <w:rPr>
-                <w:rFonts w:ascii="Times New Roman" w:eastAsia="Times New Roman" w:hAnsi="Times New Roman" w:cs="Times New Roman"/>
-                <w:kern w:val="0"/>
-                <w:sz w:val="22"/>
-                <w:szCs w:val="22"/>
-                <w:lang w:eastAsia="en-ID"/>
-                <w14:ligatures w14:val="none"/>
-              </w:rPr>
-              <w:t xml:space="preserve"> </w:t>
-            </w:r>
-            <w:proofErr w:type="spellStart"/>
-            <w:r>
-              <w:rPr>
-                <w:rFonts w:ascii="Times New Roman" w:eastAsia="Times New Roman" w:hAnsi="Times New Roman" w:cs="Times New Roman"/>
-                <w:kern w:val="0"/>
-                <w:sz w:val="22"/>
-                <w:szCs w:val="22"/>
-                <w:lang w:eastAsia="en-ID"/>
-                <w14:ligatures w14:val="none"/>
-              </w:rPr>
-              <w:t>kerja</w:t>
-            </w:r>
-            <w:proofErr w:type="spellEnd"/>
+            <w:r>
+              <w:rPr>
+                <w:rFonts w:ascii="Times New Roman" w:eastAsia="Times New Roman" w:hAnsi="Times New Roman" w:cs="Times New Roman"/>
+                <w:kern w:val="0"/>
+                <w:sz w:val="22"/>
+                <w:szCs w:val="22"/>
+                <w:lang w:eastAsia="en-ID"/>
+                <w14:ligatures w14:val="none"/>
+              </w:rPr>
+              <w:t>Satuan kerja</w:t>
+            </w:r>
           </w:p>
         </w:tc>
         <w:tc>
@@ -541,21 +506,8 @@
                 <w:lang w:eastAsia="en-ID"/>
                 <w14:ligatures w14:val="none"/>
               </w:rPr>
-              <w:t xml:space="preserve">Kode </w:t>
-            </w:r>
-            <w:proofErr w:type="spellStart"/>
-            <w:r>
-              <w:rPr>
-                <w:rFonts w:ascii="Times New Roman" w:eastAsia="Times New Roman" w:hAnsi="Times New Roman" w:cs="Times New Roman"/>
-                <w:kern w:val="0"/>
-                <w:sz w:val="22"/>
-                <w:szCs w:val="22"/>
-                <w:lang w:eastAsia="en-ID"/>
-                <w14:ligatures w14:val="none"/>
-              </w:rPr>
-              <w:t>Kegiatan</w:t>
-            </w:r>
-            <w:proofErr w:type="spellEnd"/>
+              <w:t>Kode Kegiatan</w:t>
+            </w:r>
           </w:p>
         </w:tc>
         <w:tc>
@@ -806,31 +758,7 @@
                 <w:lang w:eastAsia="en-ID"/>
                 <w14:ligatures w14:val="none"/>
               </w:rPr>
-              <w:t xml:space="preserve">Data dan </w:t>
-            </w:r>
-            <w:proofErr w:type="spellStart"/>
-            <w:r>
-              <w:rPr>
-                <w:rFonts w:ascii="Times New Roman" w:eastAsia="Times New Roman" w:hAnsi="Times New Roman" w:cs="Times New Roman"/>
-                <w:kern w:val="0"/>
-                <w:sz w:val="22"/>
-                <w:szCs w:val="22"/>
-                <w:lang w:eastAsia="en-ID"/>
-                <w14:ligatures w14:val="none"/>
-              </w:rPr>
-              <w:t>Informasi</w:t>
-            </w:r>
-            <w:proofErr w:type="spellEnd"/>
-            <w:r>
-              <w:rPr>
-                <w:rFonts w:ascii="Times New Roman" w:eastAsia="Times New Roman" w:hAnsi="Times New Roman" w:cs="Times New Roman"/>
-                <w:kern w:val="0"/>
-                <w:sz w:val="22"/>
-                <w:szCs w:val="22"/>
-                <w:lang w:eastAsia="en-ID"/>
-                <w14:ligatures w14:val="none"/>
-              </w:rPr>
-              <w:t xml:space="preserve"> Publik (2902</w:t>
+              <w:t>Data dan Informasi Publik (2902</w:t>
             </w:r>
           </w:p>
         </w:tc>
@@ -947,29 +875,16 @@
                 <w14:ligatures w14:val="none"/>
               </w:rPr>
             </w:pPr>
-            <w:proofErr w:type="spellStart"/>
-            <w:r>
-              <w:rPr>
-                <w:rFonts w:ascii="Times New Roman" w:eastAsia="Times New Roman" w:hAnsi="Times New Roman" w:cs="Times New Roman"/>
-                <w:kern w:val="0"/>
-                <w:sz w:val="22"/>
-                <w:szCs w:val="22"/>
-                <w:lang w:eastAsia="en-ID"/>
-                <w14:ligatures w14:val="none"/>
-              </w:rPr>
-              <w:t>Rincian</w:t>
-            </w:r>
-            <w:proofErr w:type="spellEnd"/>
-            <w:r>
-              <w:rPr>
-                <w:rFonts w:ascii="Times New Roman" w:eastAsia="Times New Roman" w:hAnsi="Times New Roman" w:cs="Times New Roman"/>
-                <w:kern w:val="0"/>
-                <w:sz w:val="22"/>
-                <w:szCs w:val="22"/>
-                <w:lang w:eastAsia="en-ID"/>
-                <w14:ligatures w14:val="none"/>
-              </w:rPr>
-              <w:t xml:space="preserve"> Output (RO)</w:t>
+            <w:r>
+              <w:rPr>
+                <w:rFonts w:ascii="Times New Roman" w:eastAsia="Times New Roman" w:hAnsi="Times New Roman" w:cs="Times New Roman"/>
+                <w:kern w:val="0"/>
+                <w:sz w:val="22"/>
+                <w:szCs w:val="22"/>
+                <w:lang w:eastAsia="en-ID"/>
+                <w14:ligatures w14:val="none"/>
+              </w:rPr>
+              <w:t>Rincian Output (RO)</w:t>
             </w:r>
           </w:p>
         </w:tc>
@@ -1135,7 +1050,6 @@
                 <w14:ligatures w14:val="none"/>
               </w:rPr>
             </w:pPr>
-            <w:proofErr w:type="spellStart"/>
             <w:r>
               <w:rPr>
                 <w:rFonts w:ascii="Times New Roman" w:eastAsia="Times New Roman" w:hAnsi="Times New Roman" w:cs="Times New Roman"/>
@@ -1147,7 +1061,6 @@
               </w:rPr>
               <w:t>Komponen</w:t>
             </w:r>
-            <w:proofErr w:type="spellEnd"/>
           </w:p>
         </w:tc>
         <w:tc>
@@ -1214,29 +1127,16 @@
                 <w14:ligatures w14:val="none"/>
               </w:rPr>
             </w:pPr>
-            <w:proofErr w:type="spellStart"/>
-            <w:r>
-              <w:rPr>
-                <w:rFonts w:ascii="Times New Roman" w:eastAsia="Times New Roman" w:hAnsi="Times New Roman" w:cs="Times New Roman"/>
-                <w:kern w:val="0"/>
-                <w:sz w:val="22"/>
-                <w:szCs w:val="22"/>
-                <w:lang w:eastAsia="en-ID"/>
-                <w14:ligatures w14:val="none"/>
-              </w:rPr>
-              <w:t>Pelaksanaan</w:t>
-            </w:r>
-            <w:proofErr w:type="spellEnd"/>
-            <w:r>
-              <w:rPr>
-                <w:rFonts w:ascii="Times New Roman" w:eastAsia="Times New Roman" w:hAnsi="Times New Roman" w:cs="Times New Roman"/>
-                <w:kern w:val="0"/>
-                <w:sz w:val="22"/>
-                <w:szCs w:val="22"/>
-                <w:lang w:eastAsia="en-ID"/>
-                <w14:ligatures w14:val="none"/>
-              </w:rPr>
-              <w:t xml:space="preserve"> SE2026 (530)</w:t>
+            <w:r>
+              <w:rPr>
+                <w:rFonts w:ascii="Times New Roman" w:eastAsia="Times New Roman" w:hAnsi="Times New Roman" w:cs="Times New Roman"/>
+                <w:kern w:val="0"/>
+                <w:sz w:val="22"/>
+                <w:szCs w:val="22"/>
+                <w:lang w:eastAsia="en-ID"/>
+                <w14:ligatures w14:val="none"/>
+              </w:rPr>
+              <w:t>Pelaksanaan SE2026 (530)</w:t>
             </w:r>
           </w:p>
         </w:tc>
@@ -1355,29 +1255,16 @@
                 <w14:ligatures w14:val="none"/>
               </w:rPr>
             </w:pPr>
-            <w:proofErr w:type="spellStart"/>
-            <w:r>
-              <w:rPr>
-                <w:rFonts w:ascii="Times New Roman" w:eastAsia="Times New Roman" w:hAnsi="Times New Roman" w:cs="Times New Roman"/>
-                <w:kern w:val="0"/>
-                <w:sz w:val="22"/>
-                <w:szCs w:val="22"/>
-                <w:lang w:eastAsia="en-ID"/>
-                <w14:ligatures w14:val="none"/>
-              </w:rPr>
-              <w:t>Tanggal</w:t>
-            </w:r>
-            <w:proofErr w:type="spellEnd"/>
-            <w:r>
-              <w:rPr>
-                <w:rFonts w:ascii="Times New Roman" w:eastAsia="Times New Roman" w:hAnsi="Times New Roman" w:cs="Times New Roman"/>
-                <w:kern w:val="0"/>
-                <w:sz w:val="22"/>
-                <w:szCs w:val="22"/>
-                <w:lang w:eastAsia="en-ID"/>
-                <w14:ligatures w14:val="none"/>
-              </w:rPr>
-              <w:t>/Bulan</w:t>
+            <w:r>
+              <w:rPr>
+                <w:rFonts w:ascii="Times New Roman" w:eastAsia="Times New Roman" w:hAnsi="Times New Roman" w:cs="Times New Roman"/>
+                <w:kern w:val="0"/>
+                <w:sz w:val="22"/>
+                <w:szCs w:val="22"/>
+                <w:lang w:eastAsia="en-ID"/>
+                <w14:ligatures w14:val="none"/>
+              </w:rPr>
+              <w:t>Tanggal/Bulan</w:t>
             </w:r>
           </w:p>
         </w:tc>
@@ -1429,57 +1316,43 @@
               <w:bottom w:val="nil"/>
               <w:right w:val="nil"/>
             </w:tcBorders>
-            <w:shd w:val="clear" w:color="000000" w:fill="FFFF00"/>
-            <w:noWrap/>
-            <w:vAlign w:val="center"/>
-            <w:hideMark/>
-          </w:tcPr>
-          <w:p>
-            <w:pPr>
-              <w:spacing w:after="0" w:line="240" w:lineRule="auto"/>
-              <w:rPr>
-                <w:rFonts w:ascii="Times New Roman" w:eastAsia="Times New Roman" w:hAnsi="Times New Roman" w:cs="Times New Roman"/>
-                <w:kern w:val="0"/>
-                <w:sz w:val="22"/>
-                <w:szCs w:val="22"/>
-                <w:lang w:eastAsia="en-ID"/>
-                <w14:ligatures w14:val="none"/>
-              </w:rPr>
-            </w:pPr>
-            <w:r>
-              <w:rPr>
-                <w:rFonts w:ascii="Times New Roman" w:eastAsia="Times New Roman" w:hAnsi="Times New Roman" w:cs="Times New Roman"/>
-                <w:kern w:val="0"/>
-                <w:sz w:val="22"/>
-                <w:szCs w:val="22"/>
-                <w:lang w:eastAsia="en-ID"/>
-                <w14:ligatures w14:val="none"/>
-              </w:rPr>
-              <w:t xml:space="preserve">                </w:t>
-            </w:r>
-            <w:proofErr w:type="spellStart"/>
-            <w:r>
-              <w:rPr>
-                <w:rFonts w:ascii="Times New Roman" w:eastAsia="Times New Roman" w:hAnsi="Times New Roman" w:cs="Times New Roman"/>
-                <w:kern w:val="0"/>
-                <w:sz w:val="22"/>
-                <w:szCs w:val="22"/>
-                <w:lang w:eastAsia="en-ID"/>
-                <w14:ligatures w14:val="none"/>
-              </w:rPr>
-              <w:t>sd</w:t>
-            </w:r>
-            <w:proofErr w:type="spellEnd"/>
-            <w:r>
-              <w:rPr>
-                <w:rFonts w:ascii="Times New Roman" w:eastAsia="Times New Roman" w:hAnsi="Times New Roman" w:cs="Times New Roman"/>
-                <w:kern w:val="0"/>
-                <w:sz w:val="22"/>
-                <w:szCs w:val="22"/>
-                <w:lang w:eastAsia="en-ID"/>
-                <w14:ligatures w14:val="none"/>
-              </w:rPr>
-              <w:t xml:space="preserve"> </w:t>
+            <w:noWrap/>
+            <w:vAlign w:val="center"/>
+            <w:hideMark/>
+          </w:tcPr>
+          <w:p>
+            <w:pPr>
+              <w:spacing w:after="0" w:line="240" w:lineRule="auto"/>
+              <w:rPr>
+                <w:rFonts w:ascii="Times New Roman" w:eastAsia="Times New Roman" w:hAnsi="Times New Roman" w:cs="Times New Roman"/>
+                <w:kern w:val="0"/>
+                <w:sz w:val="22"/>
+                <w:szCs w:val="22"/>
+                <w:lang w:eastAsia="en-ID"/>
+                <w14:ligatures w14:val="none"/>
+              </w:rPr>
+            </w:pPr>
+            <w:r>
+              <w:rPr>
+                <w:rFonts w:ascii="Times New Roman" w:eastAsia="Times New Roman" w:hAnsi="Times New Roman" w:cs="Times New Roman"/>
+                <w:kern w:val="0"/>
+                <w:sz w:val="22"/>
+                <w:szCs w:val="22"/>
+                <w:lang w:eastAsia="en-ID"/>
+                <w14:ligatures w14:val="none"/>
+              </w:rPr>
+              <w:t xml:space="preserve">{tanggal_awal}     </w:t>
+            </w:r>
+            <w:r>
+              <w:rPr>
+                <w:rFonts w:ascii="Times New Roman" w:eastAsia="Times New Roman" w:hAnsi="Times New Roman" w:cs="Times New Roman"/>
+                <w:kern w:val="0"/>
+                <w:sz w:val="22"/>
+                <w:szCs w:val="22"/>
+                <w:lang w:eastAsia="en-ID"/>
+                <w14:ligatures w14:val="none"/>
+              </w:rPr>
+              <w:t xml:space="preserve">sd </w:t>
             </w:r>
           </w:p>
         </w:tc>
@@ -1506,6 +1379,17 @@
                 <w14:ligatures w14:val="none"/>
               </w:rPr>
             </w:pPr>
+            <w:r>
+              <w:rPr>
+                <w:rFonts w:ascii="Times New Roman" w:eastAsia="Times New Roman" w:hAnsi="Times New Roman" w:cs="Times New Roman"/>
+                <w:kern w:val="0"/>
+                <w:sz w:val="22"/>
+                <w:szCs w:val="22"/>
+                <w:lang w:eastAsia="en-ID"/>
+                <w14:ligatures w14:val="none"/>
+              </w:rPr>
+              <w:t>{tanggal_akhir}</w:t>
+            </w:r>
           </w:p>
         </w:tc>
         <w:tc>
@@ -1737,33 +1621,7 @@
                 <w:lang w:eastAsia="en-ID"/>
                 <w14:ligatures w14:val="none"/>
               </w:rPr>
-              <w:t>{</w:t>
-            </w:r>
-            <w:proofErr w:type="spellStart"/>
-            <w:r>
-              <w:rPr>
-                <w:rFonts w:ascii="Times New Roman" w:eastAsia="Times New Roman" w:hAnsi="Times New Roman" w:cs="Times New Roman"/>
-                <w:color w:val="000000"/>
-                <w:kern w:val="0"/>
-                <w:sz w:val="22"/>
-                <w:szCs w:val="22"/>
-                <w:lang w:eastAsia="en-ID"/>
-                <w14:ligatures w14:val="none"/>
-              </w:rPr>
-              <w:t>tempat</w:t>
-            </w:r>
-            <w:proofErr w:type="spellEnd"/>
-            <w:r>
-              <w:rPr>
-                <w:rFonts w:ascii="Times New Roman" w:eastAsia="Times New Roman" w:hAnsi="Times New Roman" w:cs="Times New Roman"/>
-                <w:color w:val="000000"/>
-                <w:kern w:val="0"/>
-                <w:sz w:val="22"/>
-                <w:szCs w:val="22"/>
-                <w:lang w:eastAsia="en-ID"/>
-                <w14:ligatures w14:val="none"/>
-              </w:rPr>
-              <w:t>}</w:t>
+              <w:t>{tempat}</w:t>
             </w:r>
           </w:p>
         </w:tc>
@@ -2119,7 +1977,6 @@
                 <w14:ligatures w14:val="none"/>
               </w:rPr>
             </w:pPr>
-            <w:proofErr w:type="gramStart"/>
             <w:r>
               <w:rPr>
                 <w:rFonts w:ascii="Calibri" w:eastAsia="Times New Roman" w:hAnsi="Calibri" w:cs="Calibri"/>
@@ -2130,35 +1987,8 @@
                 <w:lang w:eastAsia="en-ID"/>
                 <w14:ligatures w14:val="none"/>
               </w:rPr>
-              <w:t>N  a</w:t>
-            </w:r>
-            <w:proofErr w:type="gramEnd"/>
-            <w:r>
-              <w:rPr>
-                <w:rFonts w:ascii="Calibri" w:eastAsia="Times New Roman" w:hAnsi="Calibri" w:cs="Calibri"/>
-                <w:color w:val="000000"/>
-                <w:kern w:val="0"/>
-                <w:sz w:val="22"/>
-                <w:szCs w:val="22"/>
-                <w:lang w:eastAsia="en-ID"/>
-                <w14:ligatures w14:val="none"/>
-              </w:rPr>
-              <w:t xml:space="preserve">  </w:t>
-            </w:r>
-            <w:proofErr w:type="gramStart"/>
-            <w:r>
-              <w:rPr>
-                <w:rFonts w:ascii="Calibri" w:eastAsia="Times New Roman" w:hAnsi="Calibri" w:cs="Calibri"/>
-                <w:color w:val="000000"/>
-                <w:kern w:val="0"/>
-                <w:sz w:val="22"/>
-                <w:szCs w:val="22"/>
-                <w:lang w:eastAsia="en-ID"/>
-                <w14:ligatures w14:val="none"/>
-              </w:rPr>
-              <w:t>m  a</w:t>
-            </w:r>
-            <w:proofErr w:type="gramEnd"/>
+              <w:t>N  a  m  a</w:t>
+            </w:r>
           </w:p>
         </w:tc>
         <w:tc>
@@ -2187,7 +2017,6 @@
                 <w14:ligatures w14:val="none"/>
               </w:rPr>
             </w:pPr>
-            <w:proofErr w:type="spellStart"/>
             <w:r>
               <w:rPr>
                 <w:rFonts w:ascii="Calibri" w:eastAsia="Times New Roman" w:hAnsi="Calibri" w:cs="Calibri"/>
@@ -2198,20 +2027,7 @@
                 <w:lang w:eastAsia="en-ID"/>
                 <w14:ligatures w14:val="none"/>
               </w:rPr>
-              <w:t>Jumlah</w:t>
-            </w:r>
-            <w:proofErr w:type="spellEnd"/>
-            <w:r>
-              <w:rPr>
-                <w:rFonts w:ascii="Calibri" w:eastAsia="Times New Roman" w:hAnsi="Calibri" w:cs="Calibri"/>
-                <w:color w:val="000000"/>
-                <w:kern w:val="0"/>
-                <w:sz w:val="22"/>
-                <w:szCs w:val="22"/>
-                <w:lang w:eastAsia="en-ID"/>
-                <w14:ligatures w14:val="none"/>
-              </w:rPr>
-              <w:t xml:space="preserve"> O-K</w:t>
+              <w:t>Jumlah O-K</w:t>
             </w:r>
           </w:p>
         </w:tc>
@@ -2282,7 +2098,6 @@
                 <w14:ligatures w14:val="none"/>
               </w:rPr>
             </w:pPr>
-            <w:proofErr w:type="spellStart"/>
             <w:r>
               <w:rPr>
                 <w:rFonts w:ascii="Calibri" w:eastAsia="Times New Roman" w:hAnsi="Calibri" w:cs="Calibri"/>
@@ -2293,20 +2108,7 @@
                 <w:lang w:eastAsia="en-ID"/>
                 <w14:ligatures w14:val="none"/>
               </w:rPr>
-              <w:t>Jumlah</w:t>
-            </w:r>
-            <w:proofErr w:type="spellEnd"/>
-            <w:r>
-              <w:rPr>
-                <w:rFonts w:ascii="Calibri" w:eastAsia="Times New Roman" w:hAnsi="Calibri" w:cs="Calibri"/>
-                <w:color w:val="000000"/>
-                <w:kern w:val="0"/>
-                <w:sz w:val="22"/>
-                <w:szCs w:val="22"/>
-                <w:lang w:eastAsia="en-ID"/>
-                <w14:ligatures w14:val="none"/>
-              </w:rPr>
-              <w:t xml:space="preserve"> Kotor (RP)</w:t>
+              <w:t>Jumlah Kotor (RP)</w:t>
             </w:r>
           </w:p>
         </w:tc>
@@ -2337,7 +2139,6 @@
                 <w14:ligatures w14:val="none"/>
               </w:rPr>
             </w:pPr>
-            <w:proofErr w:type="spellStart"/>
             <w:r>
               <w:rPr>
                 <w:rFonts w:ascii="Calibri" w:eastAsia="Times New Roman" w:hAnsi="Calibri" w:cs="Calibri"/>
@@ -2348,46 +2149,7 @@
                 <w:lang w:eastAsia="en-ID"/>
                 <w14:ligatures w14:val="none"/>
               </w:rPr>
-              <w:t>PPh</w:t>
-            </w:r>
-            <w:proofErr w:type="spellEnd"/>
-            <w:r>
-              <w:rPr>
-                <w:rFonts w:ascii="Calibri" w:eastAsia="Times New Roman" w:hAnsi="Calibri" w:cs="Calibri"/>
-                <w:color w:val="000000"/>
-                <w:kern w:val="0"/>
-                <w:sz w:val="22"/>
-                <w:szCs w:val="22"/>
-                <w:lang w:eastAsia="en-ID"/>
-                <w14:ligatures w14:val="none"/>
-              </w:rPr>
-              <w:t xml:space="preserve"> Ps 21                                </w:t>
-            </w:r>
-            <w:proofErr w:type="gramStart"/>
-            <w:r>
-              <w:rPr>
-                <w:rFonts w:ascii="Calibri" w:eastAsia="Times New Roman" w:hAnsi="Calibri" w:cs="Calibri"/>
-                <w:color w:val="000000"/>
-                <w:kern w:val="0"/>
-                <w:sz w:val="22"/>
-                <w:szCs w:val="22"/>
-                <w:lang w:eastAsia="en-ID"/>
-                <w14:ligatures w14:val="none"/>
-              </w:rPr>
-              <w:t xml:space="preserve">   (</w:t>
-            </w:r>
-            <w:proofErr w:type="gramEnd"/>
-            <w:r>
-              <w:rPr>
-                <w:rFonts w:ascii="Calibri" w:eastAsia="Times New Roman" w:hAnsi="Calibri" w:cs="Calibri"/>
-                <w:color w:val="000000"/>
-                <w:kern w:val="0"/>
-                <w:sz w:val="22"/>
-                <w:szCs w:val="22"/>
-                <w:lang w:eastAsia="en-ID"/>
-                <w14:ligatures w14:val="none"/>
-              </w:rPr>
-              <w:t xml:space="preserve">Rp) </w:t>
+              <w:t xml:space="preserve">PPh Ps 21                                   (Rp) </w:t>
             </w:r>
           </w:p>
         </w:tc>
@@ -2417,7 +2179,6 @@
                 <w14:ligatures w14:val="none"/>
               </w:rPr>
             </w:pPr>
-            <w:proofErr w:type="spellStart"/>
             <w:r>
               <w:rPr>
                 <w:rFonts w:ascii="Calibri" w:eastAsia="Times New Roman" w:hAnsi="Calibri" w:cs="Calibri"/>
@@ -2428,72 +2189,7 @@
                 <w:lang w:eastAsia="en-ID"/>
                 <w14:ligatures w14:val="none"/>
               </w:rPr>
-              <w:t>Jumlah</w:t>
-            </w:r>
-            <w:proofErr w:type="spellEnd"/>
-            <w:r>
-              <w:rPr>
-                <w:rFonts w:ascii="Calibri" w:eastAsia="Times New Roman" w:hAnsi="Calibri" w:cs="Calibri"/>
-                <w:color w:val="000000"/>
-                <w:kern w:val="0"/>
-                <w:sz w:val="22"/>
-                <w:szCs w:val="22"/>
-                <w:lang w:eastAsia="en-ID"/>
-                <w14:ligatures w14:val="none"/>
-              </w:rPr>
-              <w:t xml:space="preserve"> </w:t>
-            </w:r>
-            <w:proofErr w:type="spellStart"/>
-            <w:r>
-              <w:rPr>
-                <w:rFonts w:ascii="Calibri" w:eastAsia="Times New Roman" w:hAnsi="Calibri" w:cs="Calibri"/>
-                <w:color w:val="000000"/>
-                <w:kern w:val="0"/>
-                <w:sz w:val="22"/>
-                <w:szCs w:val="22"/>
-                <w:lang w:eastAsia="en-ID"/>
-                <w14:ligatures w14:val="none"/>
-              </w:rPr>
-              <w:t>Bersih</w:t>
-            </w:r>
-            <w:proofErr w:type="spellEnd"/>
-            <w:r>
-              <w:rPr>
-                <w:rFonts w:ascii="Calibri" w:eastAsia="Times New Roman" w:hAnsi="Calibri" w:cs="Calibri"/>
-                <w:color w:val="000000"/>
-                <w:kern w:val="0"/>
-                <w:sz w:val="22"/>
-                <w:szCs w:val="22"/>
-                <w:lang w:eastAsia="en-ID"/>
-                <w14:ligatures w14:val="none"/>
-              </w:rPr>
-              <w:t xml:space="preserve">               </w:t>
-            </w:r>
-            <w:proofErr w:type="gramStart"/>
-            <w:r>
-              <w:rPr>
-                <w:rFonts w:ascii="Calibri" w:eastAsia="Times New Roman" w:hAnsi="Calibri" w:cs="Calibri"/>
-                <w:color w:val="000000"/>
-                <w:kern w:val="0"/>
-                <w:sz w:val="22"/>
-                <w:szCs w:val="22"/>
-                <w:lang w:eastAsia="en-ID"/>
-                <w14:ligatures w14:val="none"/>
-              </w:rPr>
-              <w:t xml:space="preserve">   (</w:t>
-            </w:r>
-            <w:proofErr w:type="gramEnd"/>
-            <w:r>
-              <w:rPr>
-                <w:rFonts w:ascii="Calibri" w:eastAsia="Times New Roman" w:hAnsi="Calibri" w:cs="Calibri"/>
-                <w:color w:val="000000"/>
-                <w:kern w:val="0"/>
-                <w:sz w:val="22"/>
-                <w:szCs w:val="22"/>
-                <w:lang w:eastAsia="en-ID"/>
-                <w14:ligatures w14:val="none"/>
-              </w:rPr>
-              <w:t xml:space="preserve">Rp) </w:t>
+              <w:t xml:space="preserve">Jumlah Bersih                  (Rp) </w:t>
             </w:r>
           </w:p>
         </w:tc>
@@ -2910,33 +2606,15 @@
                 <w:sz w:val="16"/>
                 <w:szCs w:val="16"/>
               </w:rPr>
-              <w:t>{#</w:t>
-            </w:r>
-            <w:proofErr w:type="gramStart"/>
+              <w:t>{#peserta}</w:t>
+            </w:r>
             <w:r>
               <w:rPr>
                 <w:rFonts w:ascii="Times New Roman" w:eastAsia="Arial" w:hAnsi="Times New Roman" w:cs="Times New Roman"/>
                 <w:sz w:val="16"/>
                 <w:szCs w:val="16"/>
               </w:rPr>
-              <w:t>peserta}</w:t>
-            </w:r>
-            <w:r>
-              <w:rPr>
-                <w:rFonts w:ascii="Times New Roman" w:eastAsia="Arial" w:hAnsi="Times New Roman" w:cs="Times New Roman"/>
-                <w:sz w:val="16"/>
-                <w:szCs w:val="16"/>
-              </w:rPr>
-              <w:t>{</w:t>
-            </w:r>
-            <w:proofErr w:type="gramEnd"/>
-            <w:r>
-              <w:rPr>
-                <w:rFonts w:ascii="Times New Roman" w:eastAsia="Arial" w:hAnsi="Times New Roman" w:cs="Times New Roman"/>
-                <w:sz w:val="16"/>
-                <w:szCs w:val="16"/>
-              </w:rPr>
-              <w:t>no}</w:t>
+              <w:t>{no}</w:t>
             </w:r>
           </w:p>
         </w:tc>
@@ -3254,25 +2932,7 @@
                       <w:sz w:val="16"/>
                       <w:szCs w:val="16"/>
                     </w:rPr>
-                    <w:t>{</w:t>
-                  </w:r>
-                  <w:proofErr w:type="spellStart"/>
-                  <w:r>
-                    <w:rPr>
-                      <w:rFonts w:ascii="Times New Roman" w:eastAsia="Arial" w:hAnsi="Times New Roman" w:cs="Times New Roman"/>
-                      <w:sz w:val="16"/>
-                      <w:szCs w:val="16"/>
-                    </w:rPr>
-                    <w:t>ttd_kiri</w:t>
-                  </w:r>
-                  <w:proofErr w:type="spellEnd"/>
-                  <w:r>
-                    <w:rPr>
-                      <w:rFonts w:ascii="Times New Roman" w:eastAsia="Arial" w:hAnsi="Times New Roman" w:cs="Times New Roman"/>
-                      <w:sz w:val="16"/>
-                      <w:szCs w:val="16"/>
-                    </w:rPr>
-                    <w:t>}</w:t>
+                    <w:t>{ttd_kiri}</w:t>
                   </w:r>
                 </w:p>
               </w:tc>
@@ -3303,25 +2963,7 @@
                       <w:sz w:val="16"/>
                       <w:szCs w:val="16"/>
                     </w:rPr>
-                    <w:t>{</w:t>
-                  </w:r>
-                  <w:proofErr w:type="spellStart"/>
-                  <w:r>
-                    <w:rPr>
-                      <w:rFonts w:ascii="Times New Roman" w:eastAsia="Arial" w:hAnsi="Times New Roman" w:cs="Times New Roman"/>
-                      <w:sz w:val="16"/>
-                      <w:szCs w:val="16"/>
-                    </w:rPr>
-                    <w:t>ttd_kanan</w:t>
-                  </w:r>
-                  <w:proofErr w:type="spellEnd"/>
-                  <w:r>
-                    <w:rPr>
-                      <w:rFonts w:ascii="Times New Roman" w:eastAsia="Arial" w:hAnsi="Times New Roman" w:cs="Times New Roman"/>
-                      <w:sz w:val="16"/>
-                      <w:szCs w:val="16"/>
-                    </w:rPr>
-                    <w:t>}</w:t>
+                    <w:t>{ttd_kanan}</w:t>
                   </w:r>
                 </w:p>
               </w:tc>
@@ -3342,45 +2984,19 @@
                 <w:sz w:val="16"/>
                 <w:szCs w:val="16"/>
               </w:rPr>
-              <w:t>{/</w:t>
-            </w:r>
-            <w:proofErr w:type="spellStart"/>
-            <w:r>
+              <w:t>{/peserta}</w:t>
+            </w:r>
+          </w:p>
+          <w:p>
+            <w:pPr>
+              <w:spacing w:after="0" w:line="240" w:lineRule="auto"/>
+              <w:jc w:val="right"/>
               <w:rPr>
                 <w:rFonts w:ascii="Times New Roman" w:hAnsi="Times New Roman" w:cs="Times New Roman"/>
                 <w:sz w:val="16"/>
                 <w:szCs w:val="16"/>
               </w:rPr>
-              <w:t>peserta</w:t>
-            </w:r>
-            <w:proofErr w:type="spellEnd"/>
-            <w:r>
-              <w:rPr>
-                <w:rFonts w:ascii="Times New Roman" w:hAnsi="Times New Roman" w:cs="Times New Roman"/>
-                <w:sz w:val="16"/>
-                <w:szCs w:val="16"/>
-              </w:rPr>
-              <w:t>}</w:t>
-            </w:r>
-          </w:p>
-          <w:p>
-            <w:pPr>
-              <w:spacing w:after="0" w:line="240" w:lineRule="auto"/>
-              <w:jc w:val="right"/>
-              <w:rPr>
-                <w:rFonts w:ascii="Times New Roman" w:hAnsi="Times New Roman" w:cs="Times New Roman"/>
-                <w:sz w:val="16"/>
-                <w:szCs w:val="16"/>
-              </w:rPr>
-            </w:pPr>
-            <w:r>
-              <w:rPr>
-                <w:rFonts w:ascii="Times New Roman" w:eastAsia="Arial" w:hAnsi="Times New Roman" w:cs="Times New Roman"/>
-                <w:color w:val="FFFFFF"/>
-                <w:sz w:val="16"/>
-                <w:szCs w:val="16"/>
-              </w:rPr>
-            </w:r>
+            </w:pPr>
           </w:p>
         </w:tc>
       </w:tr>
@@ -3423,7 +3039,6 @@
                 <w14:ligatures w14:val="none"/>
               </w:rPr>
             </w:pPr>
-            <w:proofErr w:type="spellStart"/>
             <w:r>
               <w:rPr>
                 <w:rFonts w:ascii="Times New Roman" w:eastAsia="Times New Roman" w:hAnsi="Times New Roman" w:cs="Times New Roman"/>
@@ -3435,7 +3050,6 @@
               </w:rPr>
               <w:t>Jumlah</w:t>
             </w:r>
-            <w:proofErr w:type="spellEnd"/>
           </w:p>
         </w:tc>
         <w:tc>
@@ -3479,31 +3093,7 @@
                 <w:lang w:eastAsia="en-ID"/>
                 <w14:ligatures w14:val="none"/>
               </w:rPr>
-              <w:t>{</w:t>
-            </w:r>
-            <w:proofErr w:type="spellStart"/>
-            <w:r>
-              <w:rPr>
-                <w:rFonts w:ascii="Times New Roman" w:eastAsia="Times New Roman" w:hAnsi="Times New Roman" w:cs="Times New Roman"/>
-                <w:kern w:val="0"/>
-                <w:sz w:val="16"/>
-                <w:szCs w:val="16"/>
-                <w:lang w:eastAsia="en-ID"/>
-                <w14:ligatures w14:val="none"/>
-              </w:rPr>
-              <w:t>jumlah_ok</w:t>
-            </w:r>
-            <w:proofErr w:type="spellEnd"/>
-            <w:r>
-              <w:rPr>
-                <w:rFonts w:ascii="Times New Roman" w:eastAsia="Times New Roman" w:hAnsi="Times New Roman" w:cs="Times New Roman"/>
-                <w:kern w:val="0"/>
-                <w:sz w:val="16"/>
-                <w:szCs w:val="16"/>
-                <w:lang w:eastAsia="en-ID"/>
-                <w14:ligatures w14:val="none"/>
-              </w:rPr>
-              <w:t>}</w:t>
+              <w:t>{jumlah_ok}</w:t>
             </w:r>
           </w:p>
         </w:tc>
@@ -3549,31 +3139,7 @@
                 <w:lang w:eastAsia="en-ID"/>
                 <w14:ligatures w14:val="none"/>
               </w:rPr>
-              <w:t>{</w:t>
-            </w:r>
-            <w:proofErr w:type="spellStart"/>
-            <w:r>
-              <w:rPr>
-                <w:rFonts w:ascii="Times New Roman" w:eastAsia="Times New Roman" w:hAnsi="Times New Roman" w:cs="Times New Roman"/>
-                <w:kern w:val="0"/>
-                <w:sz w:val="16"/>
-                <w:szCs w:val="16"/>
-                <w:lang w:eastAsia="en-ID"/>
-                <w14:ligatures w14:val="none"/>
-              </w:rPr>
-              <w:t>jumlah_uang</w:t>
-            </w:r>
-            <w:proofErr w:type="spellEnd"/>
-            <w:r>
-              <w:rPr>
-                <w:rFonts w:ascii="Times New Roman" w:eastAsia="Times New Roman" w:hAnsi="Times New Roman" w:cs="Times New Roman"/>
-                <w:kern w:val="0"/>
-                <w:sz w:val="16"/>
-                <w:szCs w:val="16"/>
-                <w:lang w:eastAsia="en-ID"/>
-                <w14:ligatures w14:val="none"/>
-              </w:rPr>
-              <w:t>}</w:t>
+              <w:t>{jumlah_uang}</w:t>
             </w:r>
           </w:p>
         </w:tc>
@@ -3611,25 +3177,7 @@
                 <w:sz w:val="16"/>
                 <w:szCs w:val="16"/>
               </w:rPr>
-              <w:t>{</w:t>
-            </w:r>
-            <w:proofErr w:type="spellStart"/>
-            <w:r>
-              <w:rPr>
-                <w:rFonts w:ascii="Times New Roman" w:eastAsia="Arial" w:hAnsi="Times New Roman" w:cs="Times New Roman"/>
-                <w:sz w:val="16"/>
-                <w:szCs w:val="16"/>
-              </w:rPr>
-              <w:t>total_jumlah_kotor</w:t>
-            </w:r>
-            <w:proofErr w:type="spellEnd"/>
-            <w:r>
-              <w:rPr>
-                <w:rFonts w:ascii="Times New Roman" w:eastAsia="Arial" w:hAnsi="Times New Roman" w:cs="Times New Roman"/>
-                <w:sz w:val="16"/>
-                <w:szCs w:val="16"/>
-              </w:rPr>
-              <w:t>}</w:t>
+              <w:t>{total_jumlah_kotor}</w:t>
             </w:r>
           </w:p>
         </w:tc>
@@ -3708,25 +3256,7 @@
                 <w:sz w:val="16"/>
                 <w:szCs w:val="16"/>
               </w:rPr>
-              <w:t>{</w:t>
-            </w:r>
-            <w:proofErr w:type="spellStart"/>
-            <w:r>
-              <w:rPr>
-                <w:rFonts w:ascii="Times New Roman" w:eastAsia="Arial" w:hAnsi="Times New Roman" w:cs="Times New Roman"/>
-                <w:sz w:val="16"/>
-                <w:szCs w:val="16"/>
-              </w:rPr>
-              <w:t>total_jumlah_bersih</w:t>
-            </w:r>
-            <w:proofErr w:type="spellEnd"/>
-            <w:r>
-              <w:rPr>
-                <w:rFonts w:ascii="Times New Roman" w:eastAsia="Arial" w:hAnsi="Times New Roman" w:cs="Times New Roman"/>
-                <w:sz w:val="16"/>
-                <w:szCs w:val="16"/>
-              </w:rPr>
-              <w:t>}</w:t>
+              <w:t>{total_jumlah_bersih}</w:t>
             </w:r>
           </w:p>
         </w:tc>
@@ -4175,43 +3705,17 @@
                 <w14:ligatures w14:val="none"/>
               </w:rPr>
             </w:pPr>
-            <w:proofErr w:type="spellStart"/>
-            <w:r>
-              <w:rPr>
-                <w:rFonts w:ascii="Calibri" w:eastAsia="Times New Roman" w:hAnsi="Calibri" w:cs="Calibri"/>
-                <w:kern w:val="0"/>
-                <w:sz w:val="22"/>
-                <w:szCs w:val="22"/>
-                <w:lang w:eastAsia="en-ID"/>
-                <w14:ligatures w14:val="none"/>
-              </w:rPr>
-              <w:t>Setuju</w:t>
-            </w:r>
-            <w:proofErr w:type="spellEnd"/>
-            <w:r>
-              <w:rPr>
-                <w:rFonts w:ascii="Calibri" w:eastAsia="Times New Roman" w:hAnsi="Calibri" w:cs="Calibri"/>
-                <w:kern w:val="0"/>
-                <w:sz w:val="22"/>
-                <w:szCs w:val="22"/>
-                <w:lang w:eastAsia="en-ID"/>
-                <w14:ligatures w14:val="none"/>
-              </w:rPr>
-              <w:t xml:space="preserve"> </w:t>
-            </w:r>
-            <w:proofErr w:type="gramStart"/>
-            <w:r>
-              <w:rPr>
-                <w:rFonts w:ascii="Calibri" w:eastAsia="Times New Roman" w:hAnsi="Calibri" w:cs="Calibri"/>
-                <w:kern w:val="0"/>
-                <w:sz w:val="22"/>
-                <w:szCs w:val="22"/>
-                <w:lang w:eastAsia="en-ID"/>
-                <w14:ligatures w14:val="none"/>
-              </w:rPr>
-              <w:t>dibayar :</w:t>
-            </w:r>
-            <w:proofErr w:type="gramEnd"/>
+            <w:r>
+              <w:rPr>
+                <w:rFonts w:ascii="Calibri" w:eastAsia="Times New Roman" w:hAnsi="Calibri" w:cs="Calibri"/>
+                <w:kern w:val="0"/>
+                <w:sz w:val="22"/>
+                <w:szCs w:val="22"/>
+                <w:lang w:eastAsia="en-ID"/>
+                <w14:ligatures w14:val="none"/>
+              </w:rPr>
+              <w:t>Setuju dibayar :</w:t>
+            </w:r>
           </w:p>
         </w:tc>
         <w:tc>
@@ -4314,68 +3818,18 @@
                 <w:lang w:eastAsia="en-ID"/>
                 <w14:ligatures w14:val="none"/>
               </w:rPr>
-              <w:t xml:space="preserve">Lunas pada </w:t>
-            </w:r>
-            <w:proofErr w:type="spellStart"/>
-            <w:proofErr w:type="gramStart"/>
-            <w:r>
-              <w:rPr>
-                <w:rFonts w:ascii="Calibri" w:eastAsia="Times New Roman" w:hAnsi="Calibri" w:cs="Calibri"/>
-                <w:kern w:val="0"/>
-                <w:sz w:val="22"/>
-                <w:szCs w:val="22"/>
-                <w:lang w:eastAsia="en-ID"/>
-                <w14:ligatures w14:val="none"/>
-              </w:rPr>
-              <w:t>tanggal</w:t>
-            </w:r>
-            <w:proofErr w:type="spellEnd"/>
-            <w:r>
-              <w:rPr>
-                <w:rFonts w:ascii="Calibri" w:eastAsia="Times New Roman" w:hAnsi="Calibri" w:cs="Calibri"/>
-                <w:kern w:val="0"/>
-                <w:sz w:val="22"/>
-                <w:szCs w:val="22"/>
-                <w:lang w:eastAsia="en-ID"/>
-                <w14:ligatures w14:val="none"/>
-              </w:rPr>
-              <w:t xml:space="preserve"> :</w:t>
-            </w:r>
-            <w:proofErr w:type="gramEnd"/>
-            <w:r>
-              <w:rPr>
-                <w:rFonts w:ascii="Calibri" w:eastAsia="Times New Roman" w:hAnsi="Calibri" w:cs="Calibri"/>
-                <w:kern w:val="0"/>
-                <w:sz w:val="22"/>
-                <w:szCs w:val="22"/>
-                <w:lang w:eastAsia="en-ID"/>
-                <w14:ligatures w14:val="none"/>
-              </w:rPr>
-              <w:t>{</w:t>
-            </w:r>
-            <w:proofErr w:type="spellStart"/>
-            <w:r>
-              <w:rPr>
-                <w:rFonts w:ascii="Calibri" w:eastAsia="Times New Roman" w:hAnsi="Calibri" w:cs="Calibri"/>
-                <w:kern w:val="0"/>
-                <w:sz w:val="22"/>
-                <w:szCs w:val="22"/>
-                <w:lang w:eastAsia="en-ID"/>
-                <w14:ligatures w14:val="none"/>
-              </w:rPr>
-              <w:t>tanggal_pelunasan</w:t>
-            </w:r>
-            <w:proofErr w:type="spellEnd"/>
-            <w:r>
-              <w:rPr>
-                <w:rFonts w:ascii="Calibri" w:eastAsia="Times New Roman" w:hAnsi="Calibri" w:cs="Calibri"/>
-                <w:kern w:val="0"/>
-                <w:sz w:val="22"/>
-                <w:szCs w:val="22"/>
-                <w:lang w:eastAsia="en-ID"/>
-                <w14:ligatures w14:val="none"/>
-              </w:rPr>
-              <w:t>}</w:t>
+              <w:t>Lunas pada tanggal :</w:t>
+            </w:r>
+            <w:r>
+              <w:rPr>
+                <w:rFonts w:ascii="Calibri" w:eastAsia="Times New Roman" w:hAnsi="Calibri" w:cs="Calibri"/>
+                <w:kern w:val="0"/>
+                <w:sz w:val="22"/>
+                <w:szCs w:val="22"/>
+                <w:lang w:eastAsia="en-ID"/>
+                <w14:ligatures w14:val="none"/>
+              </w:rPr>
+              <w:t>{tanggal_pelunasan}</w:t>
             </w:r>
           </w:p>
         </w:tc>
@@ -4411,53 +3865,16 @@
                 <w14:ligatures w14:val="none"/>
               </w:rPr>
             </w:pPr>
-            <w:proofErr w:type="spellStart"/>
-            <w:r>
-              <w:rPr>
-                <w:rFonts w:ascii="Calibri" w:eastAsia="Times New Roman" w:hAnsi="Calibri" w:cs="Calibri"/>
-                <w:kern w:val="0"/>
-                <w:sz w:val="22"/>
-                <w:szCs w:val="22"/>
-                <w:lang w:eastAsia="en-ID"/>
-                <w14:ligatures w14:val="none"/>
-              </w:rPr>
-              <w:t>Pejabat</w:t>
-            </w:r>
-            <w:proofErr w:type="spellEnd"/>
-            <w:r>
-              <w:rPr>
-                <w:rFonts w:ascii="Calibri" w:eastAsia="Times New Roman" w:hAnsi="Calibri" w:cs="Calibri"/>
-                <w:kern w:val="0"/>
-                <w:sz w:val="22"/>
-                <w:szCs w:val="22"/>
-                <w:lang w:eastAsia="en-ID"/>
-                <w14:ligatures w14:val="none"/>
-              </w:rPr>
-              <w:t xml:space="preserve"> Pembuat </w:t>
-            </w:r>
-            <w:proofErr w:type="spellStart"/>
-            <w:r>
-              <w:rPr>
-                <w:rFonts w:ascii="Calibri" w:eastAsia="Times New Roman" w:hAnsi="Calibri" w:cs="Calibri"/>
-                <w:kern w:val="0"/>
-                <w:sz w:val="22"/>
-                <w:szCs w:val="22"/>
-                <w:lang w:eastAsia="en-ID"/>
-                <w14:ligatures w14:val="none"/>
-              </w:rPr>
-              <w:t>Komitmen</w:t>
-            </w:r>
-            <w:proofErr w:type="spellEnd"/>
-            <w:r>
-              <w:rPr>
-                <w:rFonts w:ascii="Calibri" w:eastAsia="Times New Roman" w:hAnsi="Calibri" w:cs="Calibri"/>
-                <w:kern w:val="0"/>
-                <w:sz w:val="22"/>
-                <w:szCs w:val="22"/>
-                <w:lang w:eastAsia="en-ID"/>
-                <w14:ligatures w14:val="none"/>
-              </w:rPr>
-              <w:t>,</w:t>
+            <w:r>
+              <w:rPr>
+                <w:rFonts w:ascii="Calibri" w:eastAsia="Times New Roman" w:hAnsi="Calibri" w:cs="Calibri"/>
+                <w:kern w:val="0"/>
+                <w:sz w:val="22"/>
+                <w:szCs w:val="22"/>
+                <w:lang w:eastAsia="en-ID"/>
+                <w14:ligatures w14:val="none"/>
+              </w:rPr>
+              <w:t>Pejabat Pembuat Komitmen,</w:t>
             </w:r>
           </w:p>
         </w:tc>
@@ -4498,29 +3915,16 @@
               </w:rPr>
               <w:t xml:space="preserve">                    </w:t>
             </w:r>
-            <w:proofErr w:type="spellStart"/>
-            <w:r>
-              <w:rPr>
-                <w:rFonts w:ascii="Calibri" w:eastAsia="Times New Roman" w:hAnsi="Calibri" w:cs="Calibri"/>
-                <w:kern w:val="0"/>
-                <w:sz w:val="22"/>
-                <w:szCs w:val="22"/>
-                <w:lang w:eastAsia="en-ID"/>
-                <w14:ligatures w14:val="none"/>
-              </w:rPr>
-              <w:t>Bendahara</w:t>
-            </w:r>
-            <w:proofErr w:type="spellEnd"/>
-            <w:r>
-              <w:rPr>
-                <w:rFonts w:ascii="Calibri" w:eastAsia="Times New Roman" w:hAnsi="Calibri" w:cs="Calibri"/>
-                <w:kern w:val="0"/>
-                <w:sz w:val="22"/>
-                <w:szCs w:val="22"/>
-                <w:lang w:eastAsia="en-ID"/>
-                <w14:ligatures w14:val="none"/>
-              </w:rPr>
-              <w:t xml:space="preserve"> Pengeluaran,</w:t>
+            <w:r>
+              <w:rPr>
+                <w:rFonts w:ascii="Calibri" w:eastAsia="Times New Roman" w:hAnsi="Calibri" w:cs="Calibri"/>
+                <w:kern w:val="0"/>
+                <w:sz w:val="22"/>
+                <w:szCs w:val="22"/>
+                <w:lang w:eastAsia="en-ID"/>
+                <w14:ligatures w14:val="none"/>
+              </w:rPr>
+              <w:t>Bendahara Pengeluaran,</w:t>
             </w:r>
           </w:p>
         </w:tc>
@@ -4588,29 +3992,16 @@
               </w:rPr>
               <w:t xml:space="preserve">                      </w:t>
             </w:r>
-            <w:proofErr w:type="spellStart"/>
-            <w:r>
-              <w:rPr>
-                <w:rFonts w:ascii="Calibri" w:eastAsia="Times New Roman" w:hAnsi="Calibri" w:cs="Calibri"/>
-                <w:kern w:val="0"/>
-                <w:sz w:val="22"/>
-                <w:szCs w:val="22"/>
-                <w:lang w:eastAsia="en-ID"/>
-                <w14:ligatures w14:val="none"/>
-              </w:rPr>
-              <w:t>Pembuat</w:t>
-            </w:r>
-            <w:proofErr w:type="spellEnd"/>
-            <w:r>
-              <w:rPr>
-                <w:rFonts w:ascii="Calibri" w:eastAsia="Times New Roman" w:hAnsi="Calibri" w:cs="Calibri"/>
-                <w:kern w:val="0"/>
-                <w:sz w:val="22"/>
-                <w:szCs w:val="22"/>
-                <w:lang w:eastAsia="en-ID"/>
-                <w14:ligatures w14:val="none"/>
-              </w:rPr>
-              <w:t xml:space="preserve"> Daftar,</w:t>
+            <w:r>
+              <w:rPr>
+                <w:rFonts w:ascii="Calibri" w:eastAsia="Times New Roman" w:hAnsi="Calibri" w:cs="Calibri"/>
+                <w:kern w:val="0"/>
+                <w:sz w:val="22"/>
+                <w:szCs w:val="22"/>
+                <w:lang w:eastAsia="en-ID"/>
+                <w14:ligatures w14:val="none"/>
+              </w:rPr>
+              <w:t>Pembuat Daftar,</w:t>
             </w:r>
           </w:p>
         </w:tc>
@@ -5136,23 +4527,8 @@
                 <w:lang w:eastAsia="en-ID"/>
                 <w14:ligatures w14:val="none"/>
               </w:rPr>
-              <w:t xml:space="preserve">Ade Yotifali, </w:t>
-            </w:r>
-            <w:proofErr w:type="spellStart"/>
-            <w:proofErr w:type="gramStart"/>
-            <w:r>
-              <w:rPr>
-                <w:rFonts w:ascii="Calibri" w:eastAsia="Times New Roman" w:hAnsi="Calibri" w:cs="Calibri"/>
-                <w:kern w:val="0"/>
-                <w:sz w:val="22"/>
-                <w:szCs w:val="22"/>
-                <w:lang w:eastAsia="en-ID"/>
-                <w14:ligatures w14:val="none"/>
-              </w:rPr>
-              <w:t>A.Md</w:t>
-            </w:r>
-            <w:proofErr w:type="spellEnd"/>
-            <w:proofErr w:type="gramEnd"/>
+              <w:t>Ade Yotifali, A.Md</w:t>
+            </w:r>
           </w:p>
         </w:tc>
         <w:tc>
